--- a/downloads/documents/04 Units/Unit 05 - Apparel and Textile Production and Design - Make It, Mend It, Wear It/Lesson 05.19 - Careers in Textiles Apparel and Design and Unit 5 Review and Test.docx
+++ b/downloads/documents/04 Units/Unit 05 - Apparel and Textile Production and Design - Make It, Mend It, Wear It/Lesson 05.19 - Careers in Textiles Apparel and Design and Unit 5 Review and Test.docx
@@ -401,7 +401,7 @@
         <w:t xml:space="preserve"> </w:t>
       </w:r>
       <w:r>
-        <w:t xml:space="preserve">for Turkish, Portuguese, and Spanish.</w:t>
+        <w:t xml:space="preserve">for Spanish.</w:t>
       </w:r>
     </w:p>
     <w:p>
@@ -1980,7 +1980,7 @@
         <w:pStyle w:val="Compact"/>
       </w:pPr>
       <w:r>
-        <w:t xml:space="preserve">ELL: each career card carries a picture description and a three-word summary of the job; the pathway sort is physical, so a student can participate without writing; the self-check is eight yes, no, or maybe boxes; the thirteen-row table may be completed with three words per row; the Turkish, Portuguese, and Spanish words for job, training, degree, business, and repair are on the handout and in</w:t>
+        <w:t xml:space="preserve">ELL: each career card carries a picture description and a three-word summary of the job; the pathway sort is physical, so a student can participate without writing; the self-check is eight yes, no, or maybe boxes; the thirteen-row table may be completed with three words per row; the Spanish words for job, training, degree, business, and repair are on the handout and in</w:t>
       </w:r>
       <w:r>
         <w:t xml:space="preserve"> </w:t>
@@ -2674,7 +2674,7 @@
     <w:sectPr>
       <w:headerReference w:type="default" r:id="rId9"/>
       <w:pgSz w:w="12240" w:h="15840"/>
-      <w:pgMar w:top="1440" w:bottom="1440" w:left="1440" w:right="1440" w:header="504"/>
+      <w:pgMar w:top="1296" w:bottom="1296" w:left="1296" w:right="1296" w:header="504"/>
     </w:sectPr>
   </w:body>
 </w:document>

--- a/downloads/documents/04 Units/Unit 05 - Apparel and Textile Production and Design - Make It, Mend It, Wear It/Lesson 05.19 - Careers in Textiles Apparel and Design and Unit 5 Review and Test.docx
+++ b/downloads/documents/04 Units/Unit 05 - Apparel and Textile Production and Design - Make It, Mend It, Wear It/Lesson 05.19 - Careers in Textiles Apparel and Design and Unit 5 Review and Test.docx
@@ -637,21 +637,123 @@
       <w:pPr>
         <w:pStyle w:val="Heading2"/>
       </w:pPr>
-      <w:bookmarkStart w:id="27" w:name="procedure"/>
+      <w:bookmarkStart w:id="27" w:name="X2dffbd81d9e399e9f8a4034f158dc92539628ed"/>
+      <w:r>
+        <w:t xml:space="preserve">Do now and hook (Time: 4 min Day 1, 3 min Day 2)</w:t>
+      </w:r>
+      <w:bookmarkEnd w:id="27"/>
+    </w:p>
+    <w:p>
+      <w:pPr>
+        <w:pStyle w:val="FirstParagraph"/>
+      </w:pPr>
+      <w:r>
+        <w:t xml:space="preserve">Day 1, slide 1. On the board:</w:t>
+      </w:r>
+      <w:r>
+        <w:t xml:space="preserve"> </w:t>
+      </w:r>
+      <w:r>
+        <w:t xml:space="preserve">“</w:t>
+      </w:r>
+      <w:r>
+        <w:t xml:space="preserve">List every job you can think of that has something to do with clothing. Sixty seconds.</w:t>
+      </w:r>
+      <w:r>
+        <w:t xml:space="preserve">”</w:t>
+      </w:r>
+      <w:r>
+        <w:t xml:space="preserve"> </w:t>
+      </w:r>
+      <w:r>
+        <w:t xml:space="preserve">Take the list on the board fast. This is the pre-assessment; most classes stop at designer, model, and store worker.</w:t>
+      </w:r>
+    </w:p>
+    <w:p>
+      <w:pPr>
+        <w:pStyle w:val="BodyText"/>
+      </w:pPr>
+      <w:r>
+        <w:t xml:space="preserve">Day 1 hook: point at the display tables.</w:t>
+      </w:r>
+      <w:r>
+        <w:t xml:space="preserve"> </w:t>
+      </w:r>
+      <w:r>
+        <w:t xml:space="preserve">“</w:t>
+      </w:r>
+      <w:r>
+        <w:t xml:space="preserve">There are thirteen jobs on my list. Three of them are things you did this month: you repaired a garment, you inspected four garments for quality, and you designed and built a product from a used material. Today we put names on the jobs.</w:t>
+      </w:r>
+      <w:r>
+        <w:t xml:space="preserve">”</w:t>
+      </w:r>
+    </w:p>
+    <w:p>
+      <w:pPr>
+        <w:pStyle w:val="BodyText"/>
+      </w:pPr>
+      <w:r>
+        <w:t xml:space="preserve">Day 2, slide 15. On the board, two lines:</w:t>
+      </w:r>
+      <w:r>
+        <w:t xml:space="preserve"> </w:t>
+      </w:r>
+      <w:r>
+        <w:t xml:space="preserve">“</w:t>
+      </w:r>
+      <w:r>
+        <w:t xml:space="preserve">Cost per wear: a $48 jacket worn 120 times is $___ per wear. Name the stitch you would use to close a seam that has to hold weight.</w:t>
+      </w:r>
+      <w:r>
+        <w:t xml:space="preserve">”</w:t>
+      </w:r>
+      <w:r>
+        <w:t xml:space="preserve"> </w:t>
+      </w:r>
+      <w:r>
+        <w:t xml:space="preserve">Two minutes, then the answers on the board ($0.40 per wear; backstitch).</w:t>
+      </w:r>
+    </w:p>
+    <w:p>
+      <w:pPr>
+        <w:pStyle w:val="BodyText"/>
+      </w:pPr>
+      <w:r>
+        <w:t xml:space="preserve">Day 2 hook:</w:t>
+      </w:r>
+      <w:r>
+        <w:t xml:space="preserve"> </w:t>
+      </w:r>
+      <w:r>
+        <w:t xml:space="preserve">“</w:t>
+      </w:r>
+      <w:r>
+        <w:t xml:space="preserve">Fifteen minutes of game with your station, twenty minutes of test alone. The game is the test with help.</w:t>
+      </w:r>
+      <w:r>
+        <w:t xml:space="preserve">”</w:t>
+      </w:r>
+    </w:p>
+    <w:p>
+      <w:pPr>
+        <w:pStyle w:val="Heading2"/>
+      </w:pPr>
+      <w:bookmarkStart w:id="28" w:name="procedure"/>
       <w:r>
         <w:t xml:space="preserve">Procedure</w:t>
       </w:r>
-      <w:bookmarkEnd w:id="27"/>
+      <w:bookmarkEnd w:id="28"/>
     </w:p>
     <w:p>
       <w:pPr>
         <w:pStyle w:val="Heading3"/>
       </w:pPr>
-      <w:bookmarkStart w:id="28" w:name="day-1-careers-pathways-and-the-fit-check"/>
+      <w:bookmarkStart w:id="29" w:name="day-1-careers-pathways-and-the-fit-check"/>
       <w:r>
         <w:t xml:space="preserve">Day 1: careers, pathways, and the fit check</w:t>
       </w:r>
-      <w:bookmarkEnd w:id="28"/>
+      <w:bookmarkEnd w:id="29"/>
     </w:p>
     <w:tbl>
       <w:tblPr>
@@ -757,37 +859,7 @@
               <w:jc w:val="left"/>
             </w:pPr>
             <w:r>
-              <w:t xml:space="preserve">Slide 1. On the board:</w:t>
-            </w:r>
-            <w:r>
-              <w:t xml:space="preserve"> </w:t>
-            </w:r>
-            <w:r>
-              <w:t xml:space="preserve">“</w:t>
-            </w:r>
-            <w:r>
-              <w:t xml:space="preserve">List every job you can think of that has something to do with clothing. Sixty seconds.</w:t>
-            </w:r>
-            <w:r>
-              <w:t xml:space="preserve">”</w:t>
-            </w:r>
-            <w:r>
-              <w:t xml:space="preserve"> </w:t>
-            </w:r>
-            <w:r>
-              <w:t xml:space="preserve">Take the list on the board fast. Hook: point at the display tables.</w:t>
-            </w:r>
-            <w:r>
-              <w:t xml:space="preserve"> </w:t>
-            </w:r>
-            <w:r>
-              <w:t xml:space="preserve">“</w:t>
-            </w:r>
-            <w:r>
-              <w:t xml:space="preserve">There are thirteen jobs on my list. Three of them are things you did this month: you repaired a garment, you inspected four garments for quality, and you designed and built a product from a used material. Today we put names on the jobs.</w:t>
-            </w:r>
-            <w:r>
-              <w:t xml:space="preserve">”</w:t>
+              <w:t xml:space="preserve">Slide 1. Run the Day 1 do now and hook above.</w:t>
             </w:r>
           </w:p>
         </w:tc>
@@ -1306,11 +1378,11 @@
       <w:pPr>
         <w:pStyle w:val="Heading3"/>
       </w:pPr>
-      <w:bookmarkStart w:id="29" w:name="day-2-review-game-then-the-unit-5-test"/>
+      <w:bookmarkStart w:id="30" w:name="day-2-review-game-then-the-unit-5-test"/>
       <w:r>
         <w:t xml:space="preserve">Day 2: review game, then the Unit 5 Test</w:t>
       </w:r>
-      <w:bookmarkEnd w:id="29"/>
+      <w:bookmarkEnd w:id="30"/>
     </w:p>
     <w:tbl>
       <w:tblPr>
@@ -1416,37 +1488,7 @@
               <w:jc w:val="left"/>
             </w:pPr>
             <w:r>
-              <w:t xml:space="preserve">Slide 15. On the board, two lines:</w:t>
-            </w:r>
-            <w:r>
-              <w:t xml:space="preserve"> </w:t>
-            </w:r>
-            <w:r>
-              <w:t xml:space="preserve">“</w:t>
-            </w:r>
-            <w:r>
-              <w:t xml:space="preserve">Cost per wear: a $48 jacket worn 120 times is $___ per wear. Name the stitch you would use to close a seam that has to hold weight.</w:t>
-            </w:r>
-            <w:r>
-              <w:t xml:space="preserve">”</w:t>
-            </w:r>
-            <w:r>
-              <w:t xml:space="preserve"> </w:t>
-            </w:r>
-            <w:r>
-              <w:t xml:space="preserve">Two minutes. Answers on the board ($0.40 per wear; backstitch). Hook:</w:t>
-            </w:r>
-            <w:r>
-              <w:t xml:space="preserve"> </w:t>
-            </w:r>
-            <w:r>
-              <w:t xml:space="preserve">“</w:t>
-            </w:r>
-            <w:r>
-              <w:t xml:space="preserve">Fifteen minutes of game with your station, twenty minutes of test alone. The game is the test with help.</w:t>
-            </w:r>
-            <w:r>
-              <w:t xml:space="preserve">”</w:t>
+              <w:t xml:space="preserve">Slide 15. Run the Day 2 do now and hook above.</w:t>
             </w:r>
           </w:p>
         </w:tc>
@@ -1660,11 +1702,11 @@
       <w:pPr>
         <w:pStyle w:val="Heading2"/>
       </w:pPr>
-      <w:bookmarkStart w:id="30" w:name="questions-to-ask"/>
+      <w:bookmarkStart w:id="31" w:name="questions-to-ask"/>
       <w:r>
         <w:t xml:space="preserve">Questions to ask</w:t>
       </w:r>
-      <w:bookmarkEnd w:id="30"/>
+      <w:bookmarkEnd w:id="31"/>
     </w:p>
     <w:p>
       <w:pPr>
@@ -1806,11 +1848,11 @@
       <w:pPr>
         <w:pStyle w:val="Heading2"/>
       </w:pPr>
-      <w:bookmarkStart w:id="31" w:name="check-for-understanding"/>
+      <w:bookmarkStart w:id="32" w:name="check-for-understanding"/>
       <w:r>
         <w:t xml:space="preserve">Check for understanding</w:t>
       </w:r>
-      <w:bookmarkEnd w:id="31"/>
+      <w:bookmarkEnd w:id="32"/>
     </w:p>
     <w:p>
       <w:pPr>
@@ -1850,11 +1892,11 @@
       <w:pPr>
         <w:pStyle w:val="Heading2"/>
       </w:pPr>
-      <w:bookmarkStart w:id="32" w:name="X776b9b76d51edfd54b5f15df4b0a2bda2ccfe56"/>
+      <w:bookmarkStart w:id="33" w:name="X776b9b76d51edfd54b5f15df4b0a2bda2ccfe56"/>
       <w:r>
         <w:t xml:space="preserve">Closure (Time: 3 min Day 1; 2 min inside the test Day 2)</w:t>
       </w:r>
-      <w:bookmarkEnd w:id="32"/>
+      <w:bookmarkEnd w:id="33"/>
     </w:p>
     <w:p>
       <w:pPr>
@@ -1965,11 +2007,11 @@
       <w:pPr>
         <w:pStyle w:val="Heading2"/>
       </w:pPr>
-      <w:bookmarkStart w:id="33" w:name="differentiation-and-supports"/>
+      <w:bookmarkStart w:id="34" w:name="differentiation-and-supports"/>
       <w:r>
         <w:t xml:space="preserve">Differentiation and supports</w:t>
       </w:r>
-      <w:bookmarkEnd w:id="33"/>
+      <w:bookmarkEnd w:id="34"/>
     </w:p>
     <w:p>
       <w:pPr>
@@ -2059,11 +2101,11 @@
       <w:pPr>
         <w:pStyle w:val="Heading2"/>
       </w:pPr>
-      <w:bookmarkStart w:id="34" w:name="assessment"/>
+      <w:bookmarkStart w:id="35" w:name="assessment"/>
       <w:r>
         <w:t xml:space="preserve">Assessment</w:t>
       </w:r>
-      <w:bookmarkEnd w:id="34"/>
+      <w:bookmarkEnd w:id="35"/>
     </w:p>
     <w:tbl>
       <w:tblPr>
@@ -2310,11 +2352,11 @@
       <w:pPr>
         <w:pStyle w:val="Heading2"/>
       </w:pPr>
-      <w:bookmarkStart w:id="35" w:name="homework"/>
+      <w:bookmarkStart w:id="36" w:name="homework"/>
       <w:r>
         <w:t xml:space="preserve">Homework</w:t>
       </w:r>
-      <w:bookmarkEnd w:id="35"/>
+      <w:bookmarkEnd w:id="36"/>
     </w:p>
     <w:p>
       <w:pPr>
@@ -2328,11 +2370,11 @@
       <w:pPr>
         <w:pStyle w:val="Heading2"/>
       </w:pPr>
-      <w:bookmarkStart w:id="36" w:name="connections"/>
+      <w:bookmarkStart w:id="37" w:name="connections"/>
       <w:r>
         <w:t xml:space="preserve">Connections</w:t>
       </w:r>
-      <w:bookmarkEnd w:id="36"/>
+      <w:bookmarkEnd w:id="37"/>
     </w:p>
     <w:p>
       <w:pPr>
@@ -2376,11 +2418,11 @@
       <w:pPr>
         <w:pStyle w:val="Heading2"/>
       </w:pPr>
-      <w:bookmarkStart w:id="37" w:name="sources"/>
+      <w:bookmarkStart w:id="38" w:name="sources"/>
       <w:r>
         <w:t xml:space="preserve">Sources</w:t>
       </w:r>
-      <w:bookmarkEnd w:id="37"/>
+      <w:bookmarkEnd w:id="38"/>
     </w:p>
     <w:p>
       <w:pPr>
@@ -2527,11 +2569,11 @@
       <w:pPr>
         <w:pStyle w:val="Heading2"/>
       </w:pPr>
-      <w:bookmarkStart w:id="38" w:name="teacher-notes"/>
+      <w:bookmarkStart w:id="39" w:name="teacher-notes"/>
       <w:r>
         <w:t xml:space="preserve">Teacher notes</w:t>
       </w:r>
-      <w:bookmarkEnd w:id="38"/>
+      <w:bookmarkEnd w:id="39"/>
     </w:p>
     <w:p>
       <w:pPr>
@@ -2674,7 +2716,7 @@
     <w:sectPr>
       <w:headerReference w:type="default" r:id="rId9"/>
       <w:pgSz w:w="12240" w:h="15840"/>
-      <w:pgMar w:top="1296" w:bottom="1296" w:left="1296" w:right="1296" w:header="504"/>
+      <w:pgMar w:top="1440" w:bottom="1440" w:left="1440" w:right="1440" w:header="504"/>
     </w:sectPr>
   </w:body>
 </w:document>

--- a/downloads/documents/04 Units/Unit 05 - Apparel and Textile Production and Design - Make It, Mend It, Wear It/Lesson 05.19 - Careers in Textiles Apparel and Design and Unit 5 Review and Test.docx
+++ b/downloads/documents/04 Units/Unit 05 - Apparel and Textile Production and Design - Make It, Mend It, Wear It/Lesson 05.19 - Careers in Textiles Apparel and Design and Unit 5 Review and Test.docx
@@ -2314,7 +2314,7 @@
               <w:jc w:val="left"/>
             </w:pPr>
             <w:r>
-              <w:t xml:space="preserve">Self-check and portfolio page, Day 1 Steps 3 and 4; Unit 5 Test items 19 and 20</w:t>
+              <w:t xml:space="preserve">Self-check and portfolio page, Day 1 Steps 3 and 4; Unit 5 Test items 20 and 21</w:t>
             </w:r>
           </w:p>
         </w:tc>
